--- a/downloads/teacher/04 Units/Unit 02 - Individual Growth and Life Readiness - Me, My Goals, My Money/Lesson 02.18 - Buying Low Rebalancing and Return Math.docx
+++ b/downloads/teacher/04 Units/Unit 02 - Individual Growth and Life Readiness - Me, My Goals, My Money/Lesson 02.18 - Buying Low Rebalancing and Return Math.docx
@@ -242,23 +242,41 @@
       <w:r>
         <w:t xml:space="preserve">By the end of this lesson, students will be able to:</w:t>
       </w:r>
-      <w:r>
-        <w:t xml:space="preserve"> </w:t>
-      </w:r>
-      <w:r>
-        <w:t xml:space="preserve">1. (Low) Given a starting value and an ending value, state the percent return formula (ending minus starting, divided by starting, times 100) and compute it for one example.</w:t>
-      </w:r>
-      <w:r>
-        <w:t xml:space="preserve"> </w:t>
-      </w:r>
-      <w:r>
-        <w:t xml:space="preserve">2. (Mid) Given their own ledger, compute their portfolio’s percent return so far and the percent change of one venture across the crisis.</w:t>
-      </w:r>
-      <w:r>
-        <w:t xml:space="preserve"> </w:t>
-      </w:r>
-      <w:r>
-        <w:t xml:space="preserve">3. (High) Given a safe portfolio and a risky portfolio tracked over the same eight days, compare their percent returns at the peak, the bottom, and today, and decide in writing which they would rather have held and why.</w:t>
+    </w:p>
+    <w:p>
+      <w:pPr>
+        <w:numPr>
+          <w:ilvl w:val="0"/>
+          <w:numId w:val="1002"/>
+        </w:numPr>
+        <w:pStyle w:val="Compact"/>
+      </w:pPr>
+      <w:r>
+        <w:t xml:space="preserve">(Low) Given a starting value and an ending value, state the percent return formula (ending minus starting, divided by starting, times 100) and compute it for one example.</w:t>
+      </w:r>
+    </w:p>
+    <w:p>
+      <w:pPr>
+        <w:numPr>
+          <w:ilvl w:val="0"/>
+          <w:numId w:val="1002"/>
+        </w:numPr>
+        <w:pStyle w:val="Compact"/>
+      </w:pPr>
+      <w:r>
+        <w:t xml:space="preserve">(Mid) Given their own ledger, compute their portfolio’s percent return so far and the percent change of one venture across the crisis.</w:t>
+      </w:r>
+    </w:p>
+    <w:p>
+      <w:pPr>
+        <w:numPr>
+          <w:ilvl w:val="0"/>
+          <w:numId w:val="1002"/>
+        </w:numPr>
+        <w:pStyle w:val="Compact"/>
+      </w:pPr>
+      <w:r>
+        <w:t xml:space="preserve">(High) Given a safe portfolio and a risky portfolio tracked over the same eight days, compare their percent returns at the peak, the bottom, and today, and decide in writing which they would rather have held and why.</w:t>
       </w:r>
     </w:p>
     <w:p>
@@ -299,7 +317,7 @@
       <w:pPr>
         <w:numPr>
           <w:ilvl w:val="0"/>
-          <w:numId w:val="1002"/>
+          <w:numId w:val="1003"/>
         </w:numPr>
         <w:pStyle w:val="Compact"/>
       </w:pPr>
@@ -311,7 +329,7 @@
       <w:pPr>
         <w:numPr>
           <w:ilvl w:val="0"/>
-          <w:numId w:val="1002"/>
+          <w:numId w:val="1003"/>
         </w:numPr>
         <w:pStyle w:val="Compact"/>
       </w:pPr>
@@ -329,7 +347,7 @@
       <w:pPr>
         <w:numPr>
           <w:ilvl w:val="0"/>
-          <w:numId w:val="1002"/>
+          <w:numId w:val="1003"/>
         </w:numPr>
         <w:pStyle w:val="Compact"/>
       </w:pPr>
@@ -341,7 +359,7 @@
       <w:pPr>
         <w:numPr>
           <w:ilvl w:val="0"/>
-          <w:numId w:val="1002"/>
+          <w:numId w:val="1003"/>
         </w:numPr>
         <w:pStyle w:val="Compact"/>
       </w:pPr>
@@ -353,7 +371,7 @@
       <w:pPr>
         <w:numPr>
           <w:ilvl w:val="0"/>
-          <w:numId w:val="1002"/>
+          <w:numId w:val="1003"/>
         </w:numPr>
         <w:pStyle w:val="Compact"/>
       </w:pPr>
@@ -374,7 +392,7 @@
       <w:pPr>
         <w:numPr>
           <w:ilvl w:val="0"/>
-          <w:numId w:val="1002"/>
+          <w:numId w:val="1003"/>
         </w:numPr>
         <w:pStyle w:val="Compact"/>
       </w:pPr>
@@ -386,7 +404,7 @@
       <w:pPr>
         <w:numPr>
           <w:ilvl w:val="0"/>
-          <w:numId w:val="1002"/>
+          <w:numId w:val="1003"/>
         </w:numPr>
         <w:pStyle w:val="Compact"/>
       </w:pPr>
@@ -901,49 +919,85 @@
       <w:r>
         <w:t xml:space="preserve">Monitor understanding:</w:t>
       </w:r>
-      <w:r>
-        <w:t xml:space="preserve"> </w:t>
-      </w:r>
-      <w:r>
-        <w:t xml:space="preserve">- Start 25,000, end 23,000. What goes on top of the fraction? What goes on the bottom?</w:t>
-      </w:r>
-      <w:r>
-        <w:t xml:space="preserve"> </w:t>
-      </w:r>
-      <w:r>
-        <w:t xml:space="preserve">- A venture fell from 40 to 30. Is that a 10 percent drop or a 25 percent drop?</w:t>
-      </w:r>
-      <w:r>
-        <w:t xml:space="preserve"> </w:t>
-      </w:r>
-      <w:r>
-        <w:t xml:space="preserve">- Your return is negative. Does that mean you did worse than everyone else?</w:t>
-      </w:r>
-    </w:p>
-    <w:p>
-      <w:pPr>
-        <w:pStyle w:val="BodyText"/>
+    </w:p>
+    <w:p>
+      <w:pPr>
+        <w:numPr>
+          <w:ilvl w:val="0"/>
+          <w:numId w:val="1004"/>
+        </w:numPr>
+        <w:pStyle w:val="Compact"/>
+      </w:pPr>
+      <w:r>
+        <w:t xml:space="preserve">Start 25,000, end 23,000. What goes on top of the fraction? What goes on the bottom?</w:t>
+      </w:r>
+    </w:p>
+    <w:p>
+      <w:pPr>
+        <w:numPr>
+          <w:ilvl w:val="0"/>
+          <w:numId w:val="1004"/>
+        </w:numPr>
+        <w:pStyle w:val="Compact"/>
+      </w:pPr>
+      <w:r>
+        <w:t xml:space="preserve">A venture fell from 40 to 30. Is that a 10 percent drop or a 25 percent drop?</w:t>
+      </w:r>
+    </w:p>
+    <w:p>
+      <w:pPr>
+        <w:numPr>
+          <w:ilvl w:val="0"/>
+          <w:numId w:val="1004"/>
+        </w:numPr>
+        <w:pStyle w:val="Compact"/>
+      </w:pPr>
+      <w:r>
+        <w:t xml:space="preserve">Your return is negative. Does that mean you did worse than everyone else?</w:t>
+      </w:r>
+    </w:p>
+    <w:p>
+      <w:pPr>
+        <w:pStyle w:val="FirstParagraph"/>
       </w:pPr>
       <w:r>
         <w:t xml:space="preserve">Deepen learning:</w:t>
       </w:r>
-      <w:r>
-        <w:t xml:space="preserve"> </w:t>
-      </w:r>
-      <w:r>
-        <w:t xml:space="preserve">- The safe portfolio returned 0.3 percent over eight days and never dropped. The risky one is down 23 percent today and was up 19 percent at the peak. Which one would you want if this were money for college in ten years? For rent next month?</w:t>
-      </w:r>
-      <w:r>
-        <w:t xml:space="preserve"> </w:t>
-      </w:r>
-      <w:r>
-        <w:t xml:space="preserve">- Why can a venture fall 50 percent and then rise 50 percent and still not be back where it started?</w:t>
-      </w:r>
-      <w:r>
-        <w:t xml:space="preserve"> </w:t>
-      </w:r>
-      <w:r>
-        <w:t xml:space="preserve">- A percent return in eight days means nothing by itself; a bank pays about 4 percent in a whole year. What would a 4 percent gain in eight days tell you about the risk?</w:t>
+    </w:p>
+    <w:p>
+      <w:pPr>
+        <w:numPr>
+          <w:ilvl w:val="0"/>
+          <w:numId w:val="1005"/>
+        </w:numPr>
+        <w:pStyle w:val="Compact"/>
+      </w:pPr>
+      <w:r>
+        <w:t xml:space="preserve">The safe portfolio returned 0.3 percent over eight days and never dropped. The risky one is down 23 percent today and was up 19 percent at the peak. Which one would you want if this were money for college in ten years? For rent next month?</w:t>
+      </w:r>
+    </w:p>
+    <w:p>
+      <w:pPr>
+        <w:numPr>
+          <w:ilvl w:val="0"/>
+          <w:numId w:val="1005"/>
+        </w:numPr>
+        <w:pStyle w:val="Compact"/>
+      </w:pPr>
+      <w:r>
+        <w:t xml:space="preserve">Why can a venture fall 50 percent and then rise 50 percent and still not be back where it started?</w:t>
+      </w:r>
+    </w:p>
+    <w:p>
+      <w:pPr>
+        <w:numPr>
+          <w:ilvl w:val="0"/>
+          <w:numId w:val="1005"/>
+        </w:numPr>
+        <w:pStyle w:val="Compact"/>
+      </w:pPr>
+      <w:r>
+        <w:t xml:space="preserve">A percent return in eight days means nothing by itself; a bank pays about 4 percent in a whole year. What would a 4 percent gain in eight days tell you about the risk?</w:t>
       </w:r>
     </w:p>
     <w:p>
@@ -1134,7 +1188,7 @@
       <w:pPr>
         <w:numPr>
           <w:ilvl w:val="0"/>
-          <w:numId w:val="1003"/>
+          <w:numId w:val="1006"/>
         </w:numPr>
         <w:pStyle w:val="Compact"/>
       </w:pPr>
@@ -1182,7 +1236,7 @@
       <w:pPr>
         <w:numPr>
           <w:ilvl w:val="0"/>
-          <w:numId w:val="1003"/>
+          <w:numId w:val="1006"/>
         </w:numPr>
         <w:pStyle w:val="Compact"/>
       </w:pPr>
@@ -1203,7 +1257,7 @@
       <w:pPr>
         <w:numPr>
           <w:ilvl w:val="0"/>
-          <w:numId w:val="1003"/>
+          <w:numId w:val="1006"/>
         </w:numPr>
         <w:pStyle w:val="Compact"/>
       </w:pPr>
@@ -1215,7 +1269,7 @@
       <w:pPr>
         <w:numPr>
           <w:ilvl w:val="0"/>
-          <w:numId w:val="1003"/>
+          <w:numId w:val="1006"/>
         </w:numPr>
         <w:pStyle w:val="Compact"/>
       </w:pPr>
@@ -1227,7 +1281,7 @@
       <w:pPr>
         <w:numPr>
           <w:ilvl w:val="0"/>
-          <w:numId w:val="1003"/>
+          <w:numId w:val="1006"/>
         </w:numPr>
         <w:pStyle w:val="Compact"/>
       </w:pPr>
@@ -1239,7 +1293,7 @@
       <w:pPr>
         <w:numPr>
           <w:ilvl w:val="0"/>
-          <w:numId w:val="1003"/>
+          <w:numId w:val="1006"/>
         </w:numPr>
         <w:pStyle w:val="Compact"/>
       </w:pPr>
@@ -1546,7 +1600,7 @@
       <w:pPr>
         <w:numPr>
           <w:ilvl w:val="0"/>
-          <w:numId w:val="1004"/>
+          <w:numId w:val="1007"/>
         </w:numPr>
         <w:pStyle w:val="Compact"/>
       </w:pPr>
@@ -1558,7 +1612,7 @@
       <w:pPr>
         <w:numPr>
           <w:ilvl w:val="0"/>
-          <w:numId w:val="1004"/>
+          <w:numId w:val="1007"/>
         </w:numPr>
         <w:pStyle w:val="Compact"/>
       </w:pPr>
@@ -1570,7 +1624,7 @@
       <w:pPr>
         <w:numPr>
           <w:ilvl w:val="0"/>
-          <w:numId w:val="1004"/>
+          <w:numId w:val="1007"/>
         </w:numPr>
         <w:pStyle w:val="Compact"/>
       </w:pPr>
@@ -1594,7 +1648,7 @@
       <w:pPr>
         <w:numPr>
           <w:ilvl w:val="0"/>
-          <w:numId w:val="1004"/>
+          <w:numId w:val="1007"/>
         </w:numPr>
         <w:pStyle w:val="Compact"/>
       </w:pPr>
@@ -1661,7 +1715,7 @@
       <w:pPr>
         <w:numPr>
           <w:ilvl w:val="0"/>
-          <w:numId w:val="1005"/>
+          <w:numId w:val="1008"/>
         </w:numPr>
         <w:pStyle w:val="Compact"/>
       </w:pPr>
@@ -1673,7 +1727,7 @@
       <w:pPr>
         <w:numPr>
           <w:ilvl w:val="0"/>
-          <w:numId w:val="1005"/>
+          <w:numId w:val="1008"/>
         </w:numPr>
         <w:pStyle w:val="Compact"/>
       </w:pPr>
@@ -1685,7 +1739,7 @@
       <w:pPr>
         <w:numPr>
           <w:ilvl w:val="0"/>
-          <w:numId w:val="1005"/>
+          <w:numId w:val="1008"/>
         </w:numPr>
         <w:pStyle w:val="Compact"/>
       </w:pPr>
@@ -1715,7 +1769,7 @@
       <w:pPr>
         <w:numPr>
           <w:ilvl w:val="0"/>
-          <w:numId w:val="1005"/>
+          <w:numId w:val="1008"/>
         </w:numPr>
         <w:pStyle w:val="Compact"/>
       </w:pPr>
@@ -1745,7 +1799,7 @@
       <w:pPr>
         <w:numPr>
           <w:ilvl w:val="0"/>
-          <w:numId w:val="1005"/>
+          <w:numId w:val="1008"/>
         </w:numPr>
         <w:pStyle w:val="Compact"/>
       </w:pPr>
@@ -2047,6 +2101,118 @@
       </w:pPr>
     </w:lvl>
   </w:abstractNum>
+  <w:abstractNum w:abstractNumId="99411">
+    <w:nsid w:val="71315dca"/>
+    <w:multiLevelType w:val="multilevel"/>
+    <w:lvl w:ilvl="0">
+      <w:start w:val="1"/>
+      <w:numFmt w:val="decimal"/>
+      <w:lvlText w:val="%1."/>
+      <w:lvlJc w:val="left"/>
+      <w:pPr>
+        <w:tabs>
+          <w:tab w:val="num" w:pos="0"/>
+        </w:tabs>
+        <w:ind w:left="480" w:hanging="480"/>
+      </w:pPr>
+    </w:lvl>
+    <w:lvl w:ilvl="1">
+      <w:start w:val="1"/>
+      <w:numFmt w:val="decimal"/>
+      <w:lvlText w:val="%2."/>
+      <w:lvlJc w:val="left"/>
+      <w:pPr>
+        <w:tabs>
+          <w:tab w:val="num" w:pos="720"/>
+        </w:tabs>
+        <w:ind w:left="1200" w:hanging="480"/>
+      </w:pPr>
+    </w:lvl>
+    <w:lvl w:ilvl="2">
+      <w:start w:val="1"/>
+      <w:numFmt w:val="decimal"/>
+      <w:lvlText w:val="%3."/>
+      <w:lvlJc w:val="left"/>
+      <w:pPr>
+        <w:tabs>
+          <w:tab w:val="num" w:pos="1440"/>
+        </w:tabs>
+        <w:ind w:left="1920" w:hanging="480"/>
+      </w:pPr>
+    </w:lvl>
+    <w:lvl w:ilvl="3">
+      <w:start w:val="1"/>
+      <w:numFmt w:val="decimal"/>
+      <w:lvlText w:val="%4."/>
+      <w:lvlJc w:val="left"/>
+      <w:pPr>
+        <w:tabs>
+          <w:tab w:val="num" w:pos="2160"/>
+        </w:tabs>
+        <w:ind w:left="2640" w:hanging="480"/>
+      </w:pPr>
+    </w:lvl>
+    <w:lvl w:ilvl="4">
+      <w:start w:val="1"/>
+      <w:numFmt w:val="decimal"/>
+      <w:lvlText w:val="%5."/>
+      <w:lvlJc w:val="left"/>
+      <w:pPr>
+        <w:tabs>
+          <w:tab w:val="num" w:pos="2880"/>
+        </w:tabs>
+        <w:ind w:left="3360" w:hanging="480"/>
+      </w:pPr>
+    </w:lvl>
+    <w:lvl w:ilvl="5">
+      <w:start w:val="1"/>
+      <w:numFmt w:val="decimal"/>
+      <w:lvlText w:val="%6."/>
+      <w:lvlJc w:val="left"/>
+      <w:pPr>
+        <w:tabs>
+          <w:tab w:val="num" w:pos="3600"/>
+        </w:tabs>
+        <w:ind w:left="4080" w:hanging="480"/>
+      </w:pPr>
+    </w:lvl>
+    <w:lvl w:ilvl="6">
+      <w:start w:val="1"/>
+      <w:numFmt w:val="decimal"/>
+      <w:lvlText w:val="%7."/>
+      <w:lvlJc w:val="left"/>
+      <w:pPr>
+        <w:tabs>
+          <w:tab w:val="num" w:pos="4320"/>
+        </w:tabs>
+        <w:ind w:left="4800" w:hanging="480"/>
+      </w:pPr>
+    </w:lvl>
+    <w:lvl w:ilvl="7">
+      <w:start w:val="1"/>
+      <w:numFmt w:val="decimal"/>
+      <w:lvlText w:val="%8."/>
+      <w:lvlJc w:val="left"/>
+      <w:pPr>
+        <w:tabs>
+          <w:tab w:val="num" w:pos="5040"/>
+        </w:tabs>
+        <w:ind w:left="5520" w:hanging="480"/>
+      </w:pPr>
+    </w:lvl>
+    <w:lvl w:ilvl="8">
+      <w:start w:val="1"/>
+      <w:numFmt w:val="decimal"/>
+      <w:lvlText w:val="%9."/>
+      <w:lvlJc w:val="left"/>
+      <w:pPr>
+        <w:tabs>
+          <w:tab w:val="num" w:pos="5760"/>
+        </w:tabs>
+        <w:ind w:left="6240" w:hanging="480"/>
+      </w:pPr>
+    </w:lvl>
+  </w:abstractNum>
   <w:num w:numId="1000">
     <w:abstractNumId w:val="990"/>
   </w:num>
@@ -2054,7 +2220,34 @@
     <w:abstractNumId w:val="991"/>
   </w:num>
   <w:num w:numId="1002">
-    <w:abstractNumId w:val="991"/>
+    <w:abstractNumId w:val="99411"/>
+    <w:lvlOverride w:ilvl="0">
+      <w:startOverride w:val="1"/>
+    </w:lvlOverride>
+    <w:lvlOverride w:ilvl="1">
+      <w:startOverride w:val="1"/>
+    </w:lvlOverride>
+    <w:lvlOverride w:ilvl="2">
+      <w:startOverride w:val="1"/>
+    </w:lvlOverride>
+    <w:lvlOverride w:ilvl="3">
+      <w:startOverride w:val="1"/>
+    </w:lvlOverride>
+    <w:lvlOverride w:ilvl="4">
+      <w:startOverride w:val="1"/>
+    </w:lvlOverride>
+    <w:lvlOverride w:ilvl="5">
+      <w:startOverride w:val="1"/>
+    </w:lvlOverride>
+    <w:lvlOverride w:ilvl="6">
+      <w:startOverride w:val="1"/>
+    </w:lvlOverride>
+    <w:lvlOverride w:ilvl="7">
+      <w:startOverride w:val="1"/>
+    </w:lvlOverride>
+    <w:lvlOverride w:ilvl="8">
+      <w:startOverride w:val="1"/>
+    </w:lvlOverride>
   </w:num>
   <w:num w:numId="1003">
     <w:abstractNumId w:val="991"/>
@@ -2063,6 +2256,15 @@
     <w:abstractNumId w:val="991"/>
   </w:num>
   <w:num w:numId="1005">
+    <w:abstractNumId w:val="991"/>
+  </w:num>
+  <w:num w:numId="1006">
+    <w:abstractNumId w:val="991"/>
+  </w:num>
+  <w:num w:numId="1007">
+    <w:abstractNumId w:val="991"/>
+  </w:num>
+  <w:num w:numId="1008">
     <w:abstractNumId w:val="991"/>
   </w:num>
 </w:numbering>

--- a/downloads/teacher/04 Units/Unit 02 - Individual Growth and Life Readiness - Me, My Goals, My Money/Lesson 02.18 - Buying Low Rebalancing and Return Math.docx
+++ b/downloads/teacher/04 Units/Unit 02 - Individual Growth and Life Readiness - Me, My Goals, My Money/Lesson 02.18 - Buying Low Rebalancing and Return Math.docx
@@ -409,76 +409,61 @@
         <w:pStyle w:val="Compact"/>
       </w:pPr>
       <w:r>
-        <w:t xml:space="preserve">Setup notes: set the market to window 33 before class; the recovery begins here and runs through window 40 today. Print or note the closing prices from windows 24 (the peak before the crisis) and 32 (the bottom) for Sparkstone, so the do now has real numbers from this class’s run.</w:t>
-      </w:r>
-      <w:r>
-        <w:t xml:space="preserve"> </w:t>
-      </w:r>
-      <w:r>
-        <w:rPr>
-          <w:rStyle w:val="TeacherNote"/>
-        </w:rPr>
-        <w:t xml:space="preserve">[Sal: the numbers in the handout are example prices from your README starting values and a made-up price path; the live site’s path will differ. Use the handout numbers for the practice problems and the live numbers for the</w:t>
-      </w:r>
-      <w:r>
-        <w:rPr>
-          <w:rStyle w:val="TeacherNote"/>
-        </w:rPr>
-        <w:t xml:space="preserve"> </w:t>
-      </w:r>
-      <w:r>
-        <w:rPr>
-          <w:rStyle w:val="TeacherNote"/>
-        </w:rPr>
+        <w:t xml:space="preserve">Setup notes: set the market to window 33 before class; the recovery begins here and runs through window 40 today. Print or note the closing prices from windows 24 (the peak before the crisis) and 32 (the bottom) for Sparkstone, so the do now has real numbers from this class’s run. Tell the math teacher this is percent change week.</w:t>
+      </w:r>
+    </w:p>
+    <w:p>
+      <w:pPr>
+        <w:pStyle w:val="Heading2"/>
+      </w:pPr>
+      <w:bookmarkStart w:id="26" w:name="pre-assessment"/>
+      <w:r>
+        <w:t xml:space="preserve">Pre-assessment</w:t>
+      </w:r>
+      <w:bookmarkEnd w:id="26"/>
+    </w:p>
+    <w:p>
+      <w:pPr>
+        <w:pStyle w:val="FirstParagraph"/>
+      </w:pPr>
+      <w:r>
+        <w:t xml:space="preserve">The grade 8 stretch students already computed a percent drop in Lesson 2.17. Everyone else has subtracted from 25,000 every day in the journal but not divided. The do now shows who can turn</w:t>
+      </w:r>
+      <w:r>
+        <w:t xml:space="preserve"> </w:t>
+      </w:r>
+      <w:r>
         <w:t xml:space="preserve">“</w:t>
       </w:r>
       <w:r>
-        <w:rPr>
-          <w:rStyle w:val="TeacherNote"/>
-        </w:rPr>
-        <w:t xml:space="preserve">my own return</w:t>
-      </w:r>
-      <w:r>
-        <w:rPr>
-          <w:rStyle w:val="TeacherNote"/>
-        </w:rPr>
+        <w:t xml:space="preserve">up 26.60 a unit</w:t>
+      </w:r>
+      <w:r>
         <w:t xml:space="preserve">”</w:t>
       </w:r>
       <w:r>
-        <w:rPr>
-          <w:rStyle w:val="TeacherNote"/>
-        </w:rPr>
-        <w:t xml:space="preserve"> </w:t>
-      </w:r>
-      <w:r>
-        <w:rPr>
-          <w:rStyle w:val="TeacherNote"/>
-        </w:rPr>
-        <w:t xml:space="preserve">box.]</w:t>
-      </w:r>
-      <w:r>
-        <w:t xml:space="preserve"> </w:t>
-      </w:r>
-      <w:r>
-        <w:t xml:space="preserve">Tell the math teacher this is percent change week.</w:t>
+        <w:t xml:space="preserve"> </w:t>
+      </w:r>
+      <w:r>
+        <w:t xml:space="preserve">into a percent without help; expect few.</w:t>
       </w:r>
     </w:p>
     <w:p>
       <w:pPr>
         <w:pStyle w:val="Heading2"/>
       </w:pPr>
-      <w:bookmarkStart w:id="26" w:name="pre-assessment"/>
-      <w:r>
-        <w:t xml:space="preserve">Pre-assessment</w:t>
-      </w:r>
-      <w:bookmarkEnd w:id="26"/>
+      <w:bookmarkStart w:id="27" w:name="do-now-and-hook-time-3-min"/>
+      <w:r>
+        <w:t xml:space="preserve">Do now and hook (Time: 3 min)</w:t>
+      </w:r>
+      <w:bookmarkEnd w:id="27"/>
     </w:p>
     <w:p>
       <w:pPr>
         <w:pStyle w:val="FirstParagraph"/>
       </w:pPr>
       <w:r>
-        <w:t xml:space="preserve">The grade 8 stretch students already computed a percent drop in Lesson 2.17. Everyone else has subtracted from 25,000 every day in the journal but not divided. The do now shows who can turn</w:t>
+        <w:t xml:space="preserve">On the board:</w:t>
       </w:r>
       <w:r>
         <w:t xml:space="preserve"> </w:t>
@@ -487,55 +472,10 @@
         <w:t xml:space="preserve">“</w:t>
       </w:r>
       <w:r>
-        <w:t xml:space="preserve">up 26.60 a unit</w:t>
+        <w:t xml:space="preserve">Sparkstone was AQ57.80 before the crisis and AQ31.20 at the bottom. Someone bought 100 units at the bottom. If the price goes back to 57.80, how much does that person make? Now the harder one: what percent of their money did they make?</w:t>
       </w:r>
       <w:r>
         <w:t xml:space="preserve">”</w:t>
-      </w:r>
-      <w:r>
-        <w:t xml:space="preserve"> </w:t>
-      </w:r>
-      <w:r>
-        <w:t xml:space="preserve">into a percent without help; expect few.</w:t>
-      </w:r>
-    </w:p>
-    <w:p>
-      <w:pPr>
-        <w:pStyle w:val="Heading2"/>
-      </w:pPr>
-      <w:bookmarkStart w:id="27" w:name="do-now-and-hook-time-3-min"/>
-      <w:r>
-        <w:t xml:space="preserve">Do now and hook (Time: 3 min)</w:t>
-      </w:r>
-      <w:bookmarkEnd w:id="27"/>
-    </w:p>
-    <w:p>
-      <w:pPr>
-        <w:pStyle w:val="FirstParagraph"/>
-      </w:pPr>
-      <w:r>
-        <w:t xml:space="preserve">On the board:</w:t>
-      </w:r>
-      <w:r>
-        <w:t xml:space="preserve"> </w:t>
-      </w:r>
-      <w:r>
-        <w:t xml:space="preserve">“</w:t>
-      </w:r>
-      <w:r>
-        <w:t xml:space="preserve">Sparkstone was AQ57.80 before the crisis and AQ31.20 at the bottom. Someone bought 100 units at the bottom. If the price goes back to 57.80, how much does that person make? Now the harder one: what percent of their money did they make?</w:t>
-      </w:r>
-      <w:r>
-        <w:t xml:space="preserve">”</w:t>
-      </w:r>
-      <w:r>
-        <w:t xml:space="preserve"> </w:t>
-      </w:r>
-      <w:r>
-        <w:rPr>
-          <w:rStyle w:val="TeacherNote"/>
-        </w:rPr>
-        <w:t xml:space="preserve">[Sal: swap in your class’s real peak and bottom.]</w:t>
       </w:r>
     </w:p>
     <w:p>
@@ -879,6 +819,9 @@
           </w:p>
         </w:tc>
         <w:tc>
+          <w:p/>
+        </w:tc>
+        <w:tc>
           <w:p>
             <w:pPr>
               <w:pStyle w:val="Compact"/>
@@ -888,9 +831,6 @@
               <w:t xml:space="preserve">4 min</w:t>
             </w:r>
           </w:p>
-        </w:tc>
-        <w:tc>
-          <w:p/>
         </w:tc>
       </w:tr>
     </w:tbl>
@@ -1242,15 +1182,6 @@
       </w:pPr>
       <w:r>
         <w:t xml:space="preserve">IEP and 504 (general): calculators for all; Part A can be two problems instead of four; the handout has the subtraction line and the division line printed as separate boxes; extended time by finishing Part C at the start of Lesson 2.19; a student who cannot compute Part B by hand can read the percent from the site’s gain or loss line if it shows one and copy it with the formula next to it.</w:t>
-      </w:r>
-      <w:r>
-        <w:t xml:space="preserve"> </w:t>
-      </w:r>
-      <w:r>
-        <w:rPr>
-          <w:rStyle w:val="TeacherNote"/>
-        </w:rPr>
-        <w:t xml:space="preserve">[Sal: confirm whether the live portfolio screen shows a percent.]</w:t>
       </w:r>
     </w:p>
     <w:p>
@@ -1653,22 +1584,7 @@
         <w:pStyle w:val="Compact"/>
       </w:pPr>
       <w:r>
-        <w:t xml:space="preserve">Sal’s own materials:</w:t>
-      </w:r>
-      <w:r>
-        <w:t xml:space="preserve"> </w:t>
-      </w:r>
-      <w:r>
-        <w:rPr>
-          <w:rStyle w:val="VerbatimChar"/>
-        </w:rPr>
-        <w:t xml:space="preserve">Fortune_Street_Lesson_Plan.docx</w:t>
-      </w:r>
-      <w:r>
-        <w:t xml:space="preserve"> </w:t>
-      </w:r>
-      <w:r>
-        <w:t xml:space="preserve">(Day 9, Recovery and Buy-Low Opportunities; Day 10, return calculations; Day 11, rebalancing; and the standards note</w:t>
+        <w:t xml:space="preserve">My own materials: my original ClassroomStreet plan (Day 9, Recovery and Buy-Low Opportunities; Day 10, return calculations; Day 11, rebalancing; and the standards note</w:t>
       </w:r>
       <w:r>
         <w:t xml:space="preserve"> </w:t>
@@ -1683,22 +1599,7 @@
         <w:t xml:space="preserve">”</w:t>
       </w:r>
       <w:r>
-        <w:t xml:space="preserve">);</w:t>
-      </w:r>
-      <w:r>
-        <w:t xml:space="preserve"> </w:t>
-      </w:r>
-      <w:r>
-        <w:rPr>
-          <w:rStyle w:val="VerbatimChar"/>
-        </w:rPr>
-        <w:t xml:space="preserve">FortuneStreet/README.md</w:t>
-      </w:r>
-      <w:r>
-        <w:t xml:space="preserve"> </w:t>
-      </w:r>
-      <w:r>
-        <w:t xml:space="preserve">(starting prices used in the handout).</w:t>
+        <w:t xml:space="preserve">); my ClassroomStreet site notes (starting prices used in the handout).</w:t>
       </w:r>
     </w:p>
     <w:p>
@@ -1732,7 +1633,7 @@
         <w:pStyle w:val="Compact"/>
       </w:pPr>
       <w:r>
-        <w:t xml:space="preserve">Sal’s original Day 10 taught risk-adjusted return (the Sharpe ratio idea). It is cut here for time and grade level; the grade 8 stretch (recovery return vs return from start) carries the idea that when you measure from matters.</w:t>
+        <w:t xml:space="preserve">My original Day 10 taught risk-adjusted return (the Sharpe ratio idea). It is cut here for time and grade level; the grade 8 stretch (recovery return vs return from start) carries the idea that when you measure from matters.</w:t>
       </w:r>
     </w:p>
     <w:p>
@@ -1805,15 +1706,6 @@
       </w:pPr>
       <w:r>
         <w:t xml:space="preserve">Tomorrow is the closing bell. Freeze the market at window 40 at the end of this period; do not advance before Lesson 2.19.</w:t>
-      </w:r>
-      <w:r>
-        <w:t xml:space="preserve"> </w:t>
-      </w:r>
-      <w:r>
-        <w:rPr>
-          <w:rStyle w:val="TeacherNote"/>
-        </w:rPr>
-        <w:t xml:space="preserve">[Sal: if the live site auto-advances overnight, the leaderboard tomorrow will not match today’s exit cards. Turn it off or note the last window number on the board.]</w:t>
       </w:r>
     </w:p>
     <w:sectPr>
